--- a/Modelos/AG/FATEC/declaracao_ciencia_coord_FATEC.docx
+++ b/Modelos/AG/FATEC/declaracao_ciencia_coord_FATEC.docx
@@ -396,6 +396,7 @@
         </w:rPr>
         <w:t>                                                                                                   </w:t>
       </w:r>
+      <w:proofErr w:type="gramStart"/>
       <w:r>
         <w:rPr>
           <w:rFonts w:ascii="Arial" w:eastAsia="Times New Roman" w:hAnsi="Arial" w:cs="Arial"/>
@@ -415,9 +416,9 @@
           <w:sz w:val="20"/>
           <w:szCs w:val="20"/>
         </w:rPr>
-        <w:t>nome_coord</w:t>
-      </w:r>
-      <w:proofErr w:type="spellEnd"/>
+        <w:t>nome</w:t>
+      </w:r>
+      <w:proofErr w:type="gramEnd"/>
       <w:r>
         <w:rPr>
           <w:rFonts w:ascii="Arial" w:eastAsia="Times New Roman" w:hAnsi="Arial" w:cs="Arial"/>
@@ -426,9 +427,9 @@
           <w:sz w:val="20"/>
           <w:szCs w:val="20"/>
         </w:rPr>
-        <w:t xml:space="preserve"> }}  {{ </w:t>
-      </w:r>
-      <w:proofErr w:type="spellStart"/>
+        <w:t>_coord</w:t>
+      </w:r>
+      <w:proofErr w:type="spellEnd"/>
       <w:r>
         <w:rPr>
           <w:rFonts w:ascii="Arial" w:eastAsia="Times New Roman" w:hAnsi="Arial" w:cs="Arial"/>
@@ -437,9 +438,8 @@
           <w:sz w:val="20"/>
           <w:szCs w:val="20"/>
         </w:rPr>
-        <w:t>siape_coord</w:t>
-      </w:r>
-      <w:proofErr w:type="spellEnd"/>
+        <w:t xml:space="preserve"> }} </w:t>
+      </w:r>
       <w:r>
         <w:rPr>
           <w:rFonts w:ascii="Arial" w:eastAsia="Times New Roman" w:hAnsi="Arial" w:cs="Arial"/>
@@ -448,10 +448,43 @@
           <w:sz w:val="20"/>
           <w:szCs w:val="20"/>
         </w:rPr>
-        <w:t xml:space="preserve"> }}</w:t>
+        <w:br/>
+        <w:t xml:space="preserve">                                                                                                  </w:t>
       </w:r>
       <w:bookmarkStart w:id="0" w:name="_GoBack"/>
       <w:bookmarkEnd w:id="0"/>
+      <w:r>
+        <w:rPr>
+          <w:rFonts w:ascii="Arial" w:eastAsia="Times New Roman" w:hAnsi="Arial" w:cs="Arial"/>
+          <w:b/>
+          <w:bCs/>
+          <w:sz w:val="20"/>
+          <w:szCs w:val="20"/>
+        </w:rPr>
+        <w:t xml:space="preserve"> {{ </w:t>
+      </w:r>
+      <w:proofErr w:type="spellStart"/>
+      <w:r>
+        <w:rPr>
+          <w:rFonts w:ascii="Arial" w:eastAsia="Times New Roman" w:hAnsi="Arial" w:cs="Arial"/>
+          <w:b/>
+          <w:bCs/>
+          <w:sz w:val="20"/>
+          <w:szCs w:val="20"/>
+        </w:rPr>
+        <w:t>siape_coord</w:t>
+      </w:r>
+      <w:proofErr w:type="spellEnd"/>
+      <w:r>
+        <w:rPr>
+          <w:rFonts w:ascii="Arial" w:eastAsia="Times New Roman" w:hAnsi="Arial" w:cs="Arial"/>
+          <w:b/>
+          <w:bCs/>
+          <w:sz w:val="20"/>
+          <w:szCs w:val="20"/>
+        </w:rPr>
+        <w:t xml:space="preserve"> }}</w:t>
+      </w:r>
     </w:p>
     <w:p>
       <w:pPr>
@@ -1401,7 +1434,7 @@
             </wp:anchor>
           </w:drawing>
         </mc:Choice>
-        <mc:Fallback xmlns:dgm="http://schemas.openxmlformats.org/drawingml/2006/diagram" xmlns:lc="http://schemas.openxmlformats.org/drawingml/2006/lockedCanvas" xmlns:c="http://schemas.openxmlformats.org/drawingml/2006/chart" xmlns:pic="http://schemas.openxmlformats.org/drawingml/2006/picture" xmlns:a="http://schemas.openxmlformats.org/drawingml/2006/main" xmlns:sl="http://schemas.openxmlformats.org/schemaLibrary/2006/main">
+        <mc:Fallback xmlns:sl="http://schemas.openxmlformats.org/schemaLibrary/2006/main" xmlns:a="http://schemas.openxmlformats.org/drawingml/2006/main" xmlns:pic="http://schemas.openxmlformats.org/drawingml/2006/picture" xmlns:c="http://schemas.openxmlformats.org/drawingml/2006/chart" xmlns:lc="http://schemas.openxmlformats.org/drawingml/2006/lockedCanvas" xmlns:dgm="http://schemas.openxmlformats.org/drawingml/2006/diagram">
           <w:drawing>
             <wp:anchor allowOverlap="1" behindDoc="1" distB="0" distT="0" distL="0" distR="0" hidden="0" layoutInCell="1" locked="0" relativeHeight="0" simplePos="0">
               <wp:simplePos x="0" y="0"/>
@@ -2264,7 +2297,7 @@
             </wp:anchor>
           </w:drawing>
         </mc:Choice>
-        <mc:Fallback xmlns:dgm="http://schemas.openxmlformats.org/drawingml/2006/diagram" xmlns:lc="http://schemas.openxmlformats.org/drawingml/2006/lockedCanvas" xmlns:c="http://schemas.openxmlformats.org/drawingml/2006/chart" xmlns:pic="http://schemas.openxmlformats.org/drawingml/2006/picture" xmlns:a="http://schemas.openxmlformats.org/drawingml/2006/main" xmlns:sl="http://schemas.openxmlformats.org/schemaLibrary/2006/main">
+        <mc:Fallback xmlns:sl="http://schemas.openxmlformats.org/schemaLibrary/2006/main" xmlns:a="http://schemas.openxmlformats.org/drawingml/2006/main" xmlns:pic="http://schemas.openxmlformats.org/drawingml/2006/picture" xmlns:c="http://schemas.openxmlformats.org/drawingml/2006/chart" xmlns:lc="http://schemas.openxmlformats.org/drawingml/2006/lockedCanvas" xmlns:dgm="http://schemas.openxmlformats.org/drawingml/2006/diagram">
           <w:drawing>
             <wp:anchor allowOverlap="1" behindDoc="1" distB="0" distT="0" distL="0" distR="0" hidden="0" layoutInCell="1" locked="0" relativeHeight="0" simplePos="0">
               <wp:simplePos x="0" y="0"/>
@@ -3649,7 +3682,7 @@
 </file>
 
 <file path=customXml/itemProps2.xml><?xml version="1.0" encoding="utf-8"?>
-<ds:datastoreItem xmlns:ds="http://schemas.openxmlformats.org/officeDocument/2006/customXml" ds:itemID="{4F30D7F9-DBAE-4EB5-AE6D-5E82F0DFCCE4}">
+<ds:datastoreItem xmlns:ds="http://schemas.openxmlformats.org/officeDocument/2006/customXml" ds:itemID="{2ECCEC40-C941-46AD-AFCE-106BD59699AF}">
   <ds:schemaRefs>
     <ds:schemaRef ds:uri="http://schemas.openxmlformats.org/officeDocument/2006/bibliography"/>
   </ds:schemaRefs>

--- a/Modelos/AG/FATEC/declaracao_ciencia_coord_FATEC.docx
+++ b/Modelos/AG/FATEC/declaracao_ciencia_coord_FATEC.docx
@@ -373,8 +373,10 @@
           <w:sz w:val="20"/>
           <w:szCs w:val="20"/>
         </w:rPr>
-        <w:t>                                </w:t>
-      </w:r>
+        <w:t>                               </w:t>
+      </w:r>
+      <w:bookmarkStart w:id="0" w:name="_GoBack"/>
+      <w:bookmarkEnd w:id="0"/>
     </w:p>
     <w:p>
       <w:pPr>
@@ -394,9 +396,8 @@
           <w:sz w:val="20"/>
           <w:szCs w:val="20"/>
         </w:rPr>
-        <w:t>                                                                                                   </w:t>
-      </w:r>
-      <w:proofErr w:type="gramStart"/>
+        <w:t>                                                                                                  </w:t>
+      </w:r>
       <w:r>
         <w:rPr>
           <w:rFonts w:ascii="Arial" w:eastAsia="Times New Roman" w:hAnsi="Arial" w:cs="Arial"/>
@@ -405,9 +406,8 @@
           <w:sz w:val="20"/>
           <w:szCs w:val="20"/>
         </w:rPr>
-        <w:t xml:space="preserve">{{ </w:t>
-      </w:r>
-      <w:proofErr w:type="spellStart"/>
+        <w:t>NOME:</w:t>
+      </w:r>
       <w:r>
         <w:rPr>
           <w:rFonts w:ascii="Arial" w:eastAsia="Times New Roman" w:hAnsi="Arial" w:cs="Arial"/>
@@ -416,9 +416,9 @@
           <w:sz w:val="20"/>
           <w:szCs w:val="20"/>
         </w:rPr>
-        <w:t>nome</w:t>
-      </w:r>
-      <w:proofErr w:type="gramEnd"/>
+        <w:t> </w:t>
+      </w:r>
+      <w:proofErr w:type="gramStart"/>
       <w:r>
         <w:rPr>
           <w:rFonts w:ascii="Arial" w:eastAsia="Times New Roman" w:hAnsi="Arial" w:cs="Arial"/>
@@ -427,9 +427,9 @@
           <w:sz w:val="20"/>
           <w:szCs w:val="20"/>
         </w:rPr>
-        <w:t>_coord</w:t>
-      </w:r>
-      <w:proofErr w:type="spellEnd"/>
+        <w:t xml:space="preserve">{{ </w:t>
+      </w:r>
+      <w:proofErr w:type="spellStart"/>
       <w:r>
         <w:rPr>
           <w:rFonts w:ascii="Arial" w:eastAsia="Times New Roman" w:hAnsi="Arial" w:cs="Arial"/>
@@ -438,8 +438,9 @@
           <w:sz w:val="20"/>
           <w:szCs w:val="20"/>
         </w:rPr>
-        <w:t xml:space="preserve"> }} </w:t>
-      </w:r>
+        <w:t>nome</w:t>
+      </w:r>
+      <w:proofErr w:type="gramEnd"/>
       <w:r>
         <w:rPr>
           <w:rFonts w:ascii="Arial" w:eastAsia="Times New Roman" w:hAnsi="Arial" w:cs="Arial"/>
@@ -448,11 +449,40 @@
           <w:sz w:val="20"/>
           <w:szCs w:val="20"/>
         </w:rPr>
+        <w:t>_coord</w:t>
+      </w:r>
+      <w:proofErr w:type="spellEnd"/>
+      <w:r>
+        <w:rPr>
+          <w:rFonts w:ascii="Arial" w:eastAsia="Times New Roman" w:hAnsi="Arial" w:cs="Arial"/>
+          <w:b/>
+          <w:bCs/>
+          <w:sz w:val="20"/>
+          <w:szCs w:val="20"/>
+        </w:rPr>
+        <w:t xml:space="preserve"> }} </w:t>
+      </w:r>
+      <w:r>
+        <w:rPr>
+          <w:rFonts w:ascii="Arial" w:eastAsia="Times New Roman" w:hAnsi="Arial" w:cs="Arial"/>
+          <w:b/>
+          <w:bCs/>
+          <w:sz w:val="20"/>
+          <w:szCs w:val="20"/>
+        </w:rPr>
         <w:br/>
         <w:t xml:space="preserve">                                                                                                  </w:t>
       </w:r>
-      <w:bookmarkStart w:id="0" w:name="_GoBack"/>
-      <w:bookmarkEnd w:id="0"/>
+      <w:r>
+        <w:rPr>
+          <w:rFonts w:ascii="Arial" w:eastAsia="Times New Roman" w:hAnsi="Arial" w:cs="Arial"/>
+          <w:b/>
+          <w:bCs/>
+          <w:sz w:val="20"/>
+          <w:szCs w:val="20"/>
+        </w:rPr>
+        <w:t>SIAPE:</w:t>
+      </w:r>
       <w:r>
         <w:rPr>
           <w:rFonts w:ascii="Arial" w:eastAsia="Times New Roman" w:hAnsi="Arial" w:cs="Arial"/>
@@ -1434,7 +1464,7 @@
             </wp:anchor>
           </w:drawing>
         </mc:Choice>
-        <mc:Fallback xmlns:sl="http://schemas.openxmlformats.org/schemaLibrary/2006/main" xmlns:a="http://schemas.openxmlformats.org/drawingml/2006/main" xmlns:pic="http://schemas.openxmlformats.org/drawingml/2006/picture" xmlns:c="http://schemas.openxmlformats.org/drawingml/2006/chart" xmlns:lc="http://schemas.openxmlformats.org/drawingml/2006/lockedCanvas" xmlns:dgm="http://schemas.openxmlformats.org/drawingml/2006/diagram">
+        <mc:Fallback xmlns:dgm="http://schemas.openxmlformats.org/drawingml/2006/diagram" xmlns:lc="http://schemas.openxmlformats.org/drawingml/2006/lockedCanvas" xmlns:c="http://schemas.openxmlformats.org/drawingml/2006/chart" xmlns:pic="http://schemas.openxmlformats.org/drawingml/2006/picture" xmlns:a="http://schemas.openxmlformats.org/drawingml/2006/main" xmlns:sl="http://schemas.openxmlformats.org/schemaLibrary/2006/main">
           <w:drawing>
             <wp:anchor allowOverlap="1" behindDoc="1" distB="0" distT="0" distL="0" distR="0" hidden="0" layoutInCell="1" locked="0" relativeHeight="0" simplePos="0">
               <wp:simplePos x="0" y="0"/>
@@ -2297,7 +2327,7 @@
             </wp:anchor>
           </w:drawing>
         </mc:Choice>
-        <mc:Fallback xmlns:sl="http://schemas.openxmlformats.org/schemaLibrary/2006/main" xmlns:a="http://schemas.openxmlformats.org/drawingml/2006/main" xmlns:pic="http://schemas.openxmlformats.org/drawingml/2006/picture" xmlns:c="http://schemas.openxmlformats.org/drawingml/2006/chart" xmlns:lc="http://schemas.openxmlformats.org/drawingml/2006/lockedCanvas" xmlns:dgm="http://schemas.openxmlformats.org/drawingml/2006/diagram">
+        <mc:Fallback xmlns:dgm="http://schemas.openxmlformats.org/drawingml/2006/diagram" xmlns:lc="http://schemas.openxmlformats.org/drawingml/2006/lockedCanvas" xmlns:c="http://schemas.openxmlformats.org/drawingml/2006/chart" xmlns:pic="http://schemas.openxmlformats.org/drawingml/2006/picture" xmlns:a="http://schemas.openxmlformats.org/drawingml/2006/main" xmlns:sl="http://schemas.openxmlformats.org/schemaLibrary/2006/main">
           <w:drawing>
             <wp:anchor allowOverlap="1" behindDoc="1" distB="0" distT="0" distL="0" distR="0" hidden="0" layoutInCell="1" locked="0" relativeHeight="0" simplePos="0">
               <wp:simplePos x="0" y="0"/>
@@ -3682,7 +3712,7 @@
 </file>
 
 <file path=customXml/itemProps2.xml><?xml version="1.0" encoding="utf-8"?>
-<ds:datastoreItem xmlns:ds="http://schemas.openxmlformats.org/officeDocument/2006/customXml" ds:itemID="{2ECCEC40-C941-46AD-AFCE-106BD59699AF}">
+<ds:datastoreItem xmlns:ds="http://schemas.openxmlformats.org/officeDocument/2006/customXml" ds:itemID="{78D072F9-AFEE-412A-B9D8-3E4CE5F7618F}">
   <ds:schemaRefs>
     <ds:schemaRef ds:uri="http://schemas.openxmlformats.org/officeDocument/2006/bibliography"/>
   </ds:schemaRefs>
